--- a/Kit_primo_incontro_mediazione_familiare.docx
+++ b/Kit_primo_incontro_mediazione_familiare.docx
@@ -1325,7 +1325,7 @@
                 <w:sz w:val="19"/>
                 <w:szCs w:val="19"/>
               </w:rPr>
-              <w:t xml:space="preserve">Strumento di lavoro del mediatore — non si consegna alle parti</w:t>
+              <w:t xml:space="preserve">Otto categorie di rischio digitale, indicatori puntuali, frasi-trigger pronte — strumento di lavoro del mediatore, non si consegna alle parti</w:t>
             </w:r>
           </w:p>
         </w:tc>
@@ -8745,83 +8745,1646 @@
           <w:sz w:val="26"/>
           <w:szCs w:val="26"/>
         </w:rPr>
-        <w:t xml:space="preserve">E. Indicatori di violenza tecnologica</w:t>
-      </w:r>
-    </w:p>
-    <w:p>
-      <w:pPr>
-        <w:pStyle w:val="ListParagraph"/>
-        <w:numPr>
-          <w:ilvl w:val="0"/>
-          <w:numId w:val="2"/>
-        </w:numPr>
-        <w:spacing w:after="80" w:line="280"/>
-      </w:pPr>
-      <w:r>
-        <w:rPr>
-          <w:rFonts w:ascii="Arial" w:cs="Arial" w:eastAsia="Arial" w:hAnsi="Arial"/>
-          <w:color w:val="2A2520"/>
-          <w:sz w:val="22"/>
-          <w:szCs w:val="22"/>
-        </w:rPr>
-        <w:t xml:space="preserve">Sospetti di stalkerware o app di tracciamento sui dispositivi del mediando</w:t>
-      </w:r>
-    </w:p>
-    <w:p>
-      <w:pPr>
-        <w:pStyle w:val="ListParagraph"/>
-        <w:numPr>
-          <w:ilvl w:val="0"/>
-          <w:numId w:val="2"/>
-        </w:numPr>
-        <w:spacing w:after="80" w:line="280"/>
-      </w:pPr>
-      <w:r>
-        <w:rPr>
-          <w:rFonts w:ascii="Arial" w:cs="Arial" w:eastAsia="Arial" w:hAnsi="Arial"/>
-          <w:color w:val="2A2520"/>
-          <w:sz w:val="22"/>
-          <w:szCs w:val="22"/>
-        </w:rPr>
-        <w:t xml:space="preserve">Episodi di condivisione non consensuale di immagini intime (revenge porn)</w:t>
-      </w:r>
-    </w:p>
-    <w:p>
-      <w:pPr>
-        <w:pStyle w:val="ListParagraph"/>
-        <w:numPr>
-          <w:ilvl w:val="0"/>
-          <w:numId w:val="2"/>
-        </w:numPr>
-        <w:spacing w:after="80" w:line="280"/>
-      </w:pPr>
-      <w:r>
-        <w:rPr>
-          <w:rFonts w:ascii="Arial" w:cs="Arial" w:eastAsia="Arial" w:hAnsi="Arial"/>
-          <w:color w:val="2A2520"/>
-          <w:sz w:val="22"/>
-          <w:szCs w:val="22"/>
-        </w:rPr>
-        <w:t xml:space="preserve">Deepfake, false identità digitali, account fake usati per molestare</w:t>
-      </w:r>
-    </w:p>
-    <w:p>
-      <w:pPr>
-        <w:pStyle w:val="ListParagraph"/>
-        <w:numPr>
-          <w:ilvl w:val="0"/>
-          <w:numId w:val="2"/>
-        </w:numPr>
-        <w:spacing w:after="80" w:line="280"/>
-      </w:pPr>
-      <w:r>
-        <w:rPr>
-          <w:rFonts w:ascii="Arial" w:cs="Arial" w:eastAsia="Arial" w:hAnsi="Arial"/>
-          <w:color w:val="2A2520"/>
-          <w:sz w:val="22"/>
-          <w:szCs w:val="22"/>
-        </w:rPr>
-        <w:t xml:space="preserve">Controllo sistematico delle credenziali (e-mail, social, cloud)</w:t>
+        <w:t xml:space="preserve">E. Indicatori di rischio digitale</w:t>
+      </w:r>
+    </w:p>
+    <w:p>
+      <w:pPr>
+        <w:spacing w:after="120" w:before="0" w:line="280"/>
+      </w:pPr>
+      <w:r>
+        <w:rPr>
+          <w:rFonts w:ascii="Arial" w:cs="Arial" w:eastAsia="Arial" w:hAnsi="Arial"/>
+          <w:color w:val="2A2520"/>
+          <w:sz w:val="22"/>
+          <w:szCs w:val="22"/>
+        </w:rPr>
+        <w:t xml:space="preserve">La violenza digitale è oggi una dimensione spesso pervasiva e talvolta esclusiva del controllo coercitivo. Le otto categorie che seguono integrano i protocolli ufficiali — in attesa del recepimento della Direttiva (UE) 2024/1385 entro il 14 giugno 2027 — coprendo le aree dove i protocolli del decennio scorso (S.A.R.A., Codice Rosso, linee guida CAV) sono più indietro rispetto alla pratica.</w:t>
+      </w:r>
+    </w:p>
+    <w:p>
+      <w:pPr>
+        <w:pBdr>
+          <w:left w:val="single" w:color="B89668" w:sz="18" w:space="12"/>
+        </w:pBdr>
+        <w:spacing w:after="100" w:before="280" w:line="280"/>
+        <w:ind w:left="240"/>
+      </w:pPr>
+      <w:r>
+        <w:rPr>
+          <w:rFonts w:ascii="Arial" w:cs="Arial" w:eastAsia="Arial" w:hAnsi="Arial"/>
+          <w:b/>
+          <w:bCs/>
+          <w:color w:val="4A6B82"/>
+          <w:sz w:val="22"/>
+          <w:szCs w:val="22"/>
+        </w:rPr>
+        <w:t xml:space="preserve">E.1  Stalkerware e spyware sui dispositivi</w:t>
+      </w:r>
+    </w:p>
+    <w:p>
+      <w:pPr>
+        <w:spacing w:after="120" w:before="0" w:line="280"/>
+      </w:pPr>
+      <w:r>
+        <w:rPr>
+          <w:rFonts w:ascii="Arial" w:cs="Arial" w:eastAsia="Arial" w:hAnsi="Arial"/>
+          <w:color w:val="2A2520"/>
+          <w:sz w:val="22"/>
+          <w:szCs w:val="22"/>
+        </w:rPr>
+        <w:t xml:space="preserve">App commerciali come mSpy, FlexiSpy, Cocospy, Hoverwatch installate di nascosto sul telefono del partner. Lettura di messaggi (anche WhatsApp e Telegram), localizzazione GPS continua, attivazione del microfono, accesso alle foto.</w:t>
+      </w:r>
+    </w:p>
+    <w:p>
+      <w:pPr>
+        <w:spacing w:after="40" w:before="80"/>
+      </w:pPr>
+      <w:r>
+        <w:rPr>
+          <w:rFonts w:ascii="Arial" w:cs="Arial" w:eastAsia="Arial" w:hAnsi="Arial"/>
+          <w:b/>
+          <w:bCs/>
+          <w:color w:val="6B5D50"/>
+          <w:spacing w:val="20"/>
+          <w:sz w:val="19"/>
+          <w:szCs w:val="19"/>
+        </w:rPr>
+        <w:t xml:space="preserve">Indicatori osservabili</w:t>
+      </w:r>
+    </w:p>
+    <w:p>
+      <w:pPr>
+        <w:pStyle w:val="ListParagraph"/>
+        <w:numPr>
+          <w:ilvl w:val="0"/>
+          <w:numId w:val="2"/>
+        </w:numPr>
+        <w:spacing w:after="80" w:line="280"/>
+      </w:pPr>
+      <w:r>
+        <w:rPr>
+          <w:rFonts w:ascii="Arial" w:cs="Arial" w:eastAsia="Arial" w:hAnsi="Arial"/>
+          <w:color w:val="2A2520"/>
+          <w:sz w:val="22"/>
+          <w:szCs w:val="22"/>
+        </w:rPr>
+        <w:t xml:space="preserve">La parte riferisce che il partner sembra sapere di colloqui, spostamenti, comunicazioni privati</w:t>
+      </w:r>
+    </w:p>
+    <w:p>
+      <w:pPr>
+        <w:pStyle w:val="ListParagraph"/>
+        <w:numPr>
+          <w:ilvl w:val="0"/>
+          <w:numId w:val="2"/>
+        </w:numPr>
+        <w:spacing w:after="80" w:line="280"/>
+      </w:pPr>
+      <w:r>
+        <w:rPr>
+          <w:rFonts w:ascii="Arial" w:cs="Arial" w:eastAsia="Arial" w:hAnsi="Arial"/>
+          <w:color w:val="2A2520"/>
+          <w:sz w:val="22"/>
+          <w:szCs w:val="22"/>
+        </w:rPr>
+        <w:t xml:space="preserve">Batteria del telefono che si scarica anomalmente in fretta</w:t>
+      </w:r>
+    </w:p>
+    <w:p>
+      <w:pPr>
+        <w:pStyle w:val="ListParagraph"/>
+        <w:numPr>
+          <w:ilvl w:val="0"/>
+          <w:numId w:val="2"/>
+        </w:numPr>
+        <w:spacing w:after="80" w:line="280"/>
+      </w:pPr>
+      <w:r>
+        <w:rPr>
+          <w:rFonts w:ascii="Arial" w:cs="Arial" w:eastAsia="Arial" w:hAnsi="Arial"/>
+          <w:color w:val="2A2520"/>
+          <w:sz w:val="22"/>
+          <w:szCs w:val="22"/>
+        </w:rPr>
+        <w:t xml:space="preserve">Traffico dati elevato anche in standby</w:t>
+      </w:r>
+    </w:p>
+    <w:p>
+      <w:pPr>
+        <w:pStyle w:val="ListParagraph"/>
+        <w:numPr>
+          <w:ilvl w:val="0"/>
+          <w:numId w:val="2"/>
+        </w:numPr>
+        <w:spacing w:after="80" w:line="280"/>
+      </w:pPr>
+      <w:r>
+        <w:rPr>
+          <w:rFonts w:ascii="Arial" w:cs="Arial" w:eastAsia="Arial" w:hAnsi="Arial"/>
+          <w:color w:val="2A2520"/>
+          <w:sz w:val="22"/>
+          <w:szCs w:val="22"/>
+        </w:rPr>
+        <w:t xml:space="preserve">App o icone non riconosciute sul dispositivo</w:t>
+      </w:r>
+    </w:p>
+    <w:p>
+      <w:pPr>
+        <w:pStyle w:val="ListParagraph"/>
+        <w:numPr>
+          <w:ilvl w:val="0"/>
+          <w:numId w:val="2"/>
+        </w:numPr>
+        <w:spacing w:after="80" w:line="280"/>
+      </w:pPr>
+      <w:r>
+        <w:rPr>
+          <w:rFonts w:ascii="Arial" w:cs="Arial" w:eastAsia="Arial" w:hAnsi="Arial"/>
+          <w:color w:val="2A2520"/>
+          <w:sz w:val="22"/>
+          <w:szCs w:val="22"/>
+        </w:rPr>
+        <w:t xml:space="preserve">Telefono caldo anche quando inutilizzato; aggiornamenti di sistema rifiutati o bloccati</w:t>
+      </w:r>
+    </w:p>
+    <w:p>
+      <w:pPr>
+        <w:spacing w:after="40" w:before="100"/>
+      </w:pPr>
+      <w:r>
+        <w:rPr>
+          <w:rFonts w:ascii="Arial" w:cs="Arial" w:eastAsia="Arial" w:hAnsi="Arial"/>
+          <w:b/>
+          <w:bCs/>
+          <w:color w:val="B89668"/>
+          <w:spacing w:val="30"/>
+          <w:sz w:val="18"/>
+          <w:szCs w:val="18"/>
+        </w:rPr>
+        <w:t xml:space="preserve">DOMANDE DI TRIAGE AL TAVOLO</w:t>
+      </w:r>
+    </w:p>
+    <w:p>
+      <w:pPr>
+        <w:pBdr>
+          <w:left w:val="single" w:color="B89668" w:sz="10" w:space="12"/>
+        </w:pBdr>
+        <w:spacing w:after="60" w:before="0" w:line="280"/>
+        <w:ind w:left="360"/>
+      </w:pPr>
+      <w:r>
+        <w:rPr>
+          <w:rFonts w:ascii="Arial" w:cs="Arial" w:eastAsia="Arial" w:hAnsi="Arial"/>
+          <w:i/>
+          <w:iCs/>
+          <w:color w:val="2A2520"/>
+          <w:sz w:val="20"/>
+          <w:szCs w:val="20"/>
+        </w:rPr>
+        <w:t xml:space="preserve">«C'è mai stata l'impressione che qualcuno sapesse cose che Lei non gli aveva detto direttamente?»</w:t>
+      </w:r>
+    </w:p>
+    <w:p>
+      <w:pPr>
+        <w:pBdr>
+          <w:left w:val="single" w:color="B89668" w:sz="10" w:space="12"/>
+        </w:pBdr>
+        <w:spacing w:after="60" w:before="0" w:line="280"/>
+        <w:ind w:left="360"/>
+      </w:pPr>
+      <w:r>
+        <w:rPr>
+          <w:rFonts w:ascii="Arial" w:cs="Arial" w:eastAsia="Arial" w:hAnsi="Arial"/>
+          <w:i/>
+          <w:iCs/>
+          <w:color w:val="2A2520"/>
+          <w:sz w:val="20"/>
+          <w:szCs w:val="20"/>
+        </w:rPr>
+        <w:t xml:space="preserve">«Quando ha aggiornato l'ultima volta il telefono? Si scarica più velocemente del solito?»</w:t>
+      </w:r>
+    </w:p>
+    <w:p>
+      <w:pPr>
+        <w:pBdr>
+          <w:left w:val="single" w:color="B89668" w:sz="10" w:space="12"/>
+        </w:pBdr>
+        <w:spacing w:after="60" w:before="0" w:line="280"/>
+        <w:ind w:left="360"/>
+      </w:pPr>
+      <w:r>
+        <w:rPr>
+          <w:rFonts w:ascii="Arial" w:cs="Arial" w:eastAsia="Arial" w:hAnsi="Arial"/>
+          <w:i/>
+          <w:iCs/>
+          <w:color w:val="2A2520"/>
+          <w:sz w:val="20"/>
+          <w:szCs w:val="20"/>
+        </w:rPr>
+        <w:t xml:space="preserve">«Vede sul telefono icone di app che non ricorda di aver installato?»</w:t>
+      </w:r>
+    </w:p>
+    <w:p>
+      <w:pPr>
+        <w:pBdr>
+          <w:left w:val="single" w:color="B89668" w:sz="18" w:space="12"/>
+        </w:pBdr>
+        <w:spacing w:after="100" w:before="280" w:line="280"/>
+        <w:ind w:left="240"/>
+      </w:pPr>
+      <w:r>
+        <w:rPr>
+          <w:rFonts w:ascii="Arial" w:cs="Arial" w:eastAsia="Arial" w:hAnsi="Arial"/>
+          <w:b/>
+          <w:bCs/>
+          <w:color w:val="4A6B82"/>
+          <w:sz w:val="22"/>
+          <w:szCs w:val="22"/>
+        </w:rPr>
+        <w:t xml:space="preserve">E.2  AI generativa: deepfake, voice cloning, immagini sintetiche</w:t>
+      </w:r>
+    </w:p>
+    <w:p>
+      <w:pPr>
+        <w:spacing w:after="120" w:before="0" w:line="280"/>
+      </w:pPr>
+      <w:r>
+        <w:rPr>
+          <w:rFonts w:ascii="Arial" w:cs="Arial" w:eastAsia="Arial" w:hAnsi="Arial"/>
+          <w:color w:val="2A2520"/>
+          <w:sz w:val="22"/>
+          <w:szCs w:val="22"/>
+        </w:rPr>
+        <w:t xml:space="preserve">App e siti che generano immagini sessualmente esplicite a partire da foto innocue (DeepNude e cloni), che imitano la voce a partire da pochi secondi di audio, che fabbricano video falsi. L'art. 612-ter c.p. (Codice Rosso) copre solo le immagini reali; il vuoto sui contenuti sintetici è oggetto di intervento del Garante Privacy con il documento del 6 maggio 2026, in attesa di quanto la Direttiva (UE) 2024/1385 imporrà al recepimento.</w:t>
+      </w:r>
+    </w:p>
+    <w:p>
+      <w:pPr>
+        <w:spacing w:after="40" w:before="80"/>
+      </w:pPr>
+      <w:r>
+        <w:rPr>
+          <w:rFonts w:ascii="Arial" w:cs="Arial" w:eastAsia="Arial" w:hAnsi="Arial"/>
+          <w:b/>
+          <w:bCs/>
+          <w:color w:val="6B5D50"/>
+          <w:spacing w:val="20"/>
+          <w:sz w:val="19"/>
+          <w:szCs w:val="19"/>
+        </w:rPr>
+        <w:t xml:space="preserve">Indicatori osservabili</w:t>
+      </w:r>
+    </w:p>
+    <w:p>
+      <w:pPr>
+        <w:pStyle w:val="ListParagraph"/>
+        <w:numPr>
+          <w:ilvl w:val="0"/>
+          <w:numId w:val="2"/>
+        </w:numPr>
+        <w:spacing w:after="80" w:line="280"/>
+      </w:pPr>
+      <w:r>
+        <w:rPr>
+          <w:rFonts w:ascii="Arial" w:cs="Arial" w:eastAsia="Arial" w:hAnsi="Arial"/>
+          <w:color w:val="2A2520"/>
+          <w:sz w:val="22"/>
+          <w:szCs w:val="22"/>
+        </w:rPr>
+        <w:t xml:space="preserve">Minacce esplicite di «far circolare immagini» che la parte sa di non aver mai prodotto</w:t>
+      </w:r>
+    </w:p>
+    <w:p>
+      <w:pPr>
+        <w:pStyle w:val="ListParagraph"/>
+        <w:numPr>
+          <w:ilvl w:val="0"/>
+          <w:numId w:val="2"/>
+        </w:numPr>
+        <w:spacing w:after="80" w:line="280"/>
+      </w:pPr>
+      <w:r>
+        <w:rPr>
+          <w:rFonts w:ascii="Arial" w:cs="Arial" w:eastAsia="Arial" w:hAnsi="Arial"/>
+          <w:color w:val="2A2520"/>
+          <w:sz w:val="22"/>
+          <w:szCs w:val="22"/>
+        </w:rPr>
+        <w:t xml:space="preserve">Comparsa del proprio volto o di familiari su piattaforme adult</w:t>
+      </w:r>
+    </w:p>
+    <w:p>
+      <w:pPr>
+        <w:pStyle w:val="ListParagraph"/>
+        <w:numPr>
+          <w:ilvl w:val="0"/>
+          <w:numId w:val="2"/>
+        </w:numPr>
+        <w:spacing w:after="80" w:line="280"/>
+      </w:pPr>
+      <w:r>
+        <w:rPr>
+          <w:rFonts w:ascii="Arial" w:cs="Arial" w:eastAsia="Arial" w:hAnsi="Arial"/>
+          <w:color w:val="2A2520"/>
+          <w:sz w:val="22"/>
+          <w:szCs w:val="22"/>
+        </w:rPr>
+        <w:t xml:space="preserve">Messaggi vocali del partner inviati a familiari o datori di lavoro contenenti frasi mai pronunciate</w:t>
+      </w:r>
+    </w:p>
+    <w:p>
+      <w:pPr>
+        <w:pStyle w:val="ListParagraph"/>
+        <w:numPr>
+          <w:ilvl w:val="0"/>
+          <w:numId w:val="2"/>
+        </w:numPr>
+        <w:spacing w:after="80" w:line="280"/>
+      </w:pPr>
+      <w:r>
+        <w:rPr>
+          <w:rFonts w:ascii="Arial" w:cs="Arial" w:eastAsia="Arial" w:hAnsi="Arial"/>
+          <w:color w:val="2A2520"/>
+          <w:sz w:val="22"/>
+          <w:szCs w:val="22"/>
+        </w:rPr>
+        <w:t xml:space="preserve">Foto del proprio profilo social usate per generare contenuti sintetici (controllo: ricerca inversa di immagini)</w:t>
+      </w:r>
+    </w:p>
+    <w:p>
+      <w:pPr>
+        <w:spacing w:after="40" w:before="100"/>
+      </w:pPr>
+      <w:r>
+        <w:rPr>
+          <w:rFonts w:ascii="Arial" w:cs="Arial" w:eastAsia="Arial" w:hAnsi="Arial"/>
+          <w:b/>
+          <w:bCs/>
+          <w:color w:val="B89668"/>
+          <w:spacing w:val="30"/>
+          <w:sz w:val="18"/>
+          <w:szCs w:val="18"/>
+        </w:rPr>
+        <w:t xml:space="preserve">DOMANDE DI TRIAGE AL TAVOLO</w:t>
+      </w:r>
+    </w:p>
+    <w:p>
+      <w:pPr>
+        <w:pBdr>
+          <w:left w:val="single" w:color="B89668" w:sz="10" w:space="12"/>
+        </w:pBdr>
+        <w:spacing w:after="60" w:before="0" w:line="280"/>
+        <w:ind w:left="360"/>
+      </w:pPr>
+      <w:r>
+        <w:rPr>
+          <w:rFonts w:ascii="Arial" w:cs="Arial" w:eastAsia="Arial" w:hAnsi="Arial"/>
+          <w:i/>
+          <w:iCs/>
+          <w:color w:val="2A2520"/>
+          <w:sz w:val="20"/>
+          <w:szCs w:val="20"/>
+        </w:rPr>
+        <w:t xml:space="preserve">«Ha mai ricevuto minacce relative a immagini, anche false, che potrebbero circolare?»</w:t>
+      </w:r>
+    </w:p>
+    <w:p>
+      <w:pPr>
+        <w:pBdr>
+          <w:left w:val="single" w:color="B89668" w:sz="10" w:space="12"/>
+        </w:pBdr>
+        <w:spacing w:after="60" w:before="0" w:line="280"/>
+        <w:ind w:left="360"/>
+      </w:pPr>
+      <w:r>
+        <w:rPr>
+          <w:rFonts w:ascii="Arial" w:cs="Arial" w:eastAsia="Arial" w:hAnsi="Arial"/>
+          <w:i/>
+          <w:iCs/>
+          <w:color w:val="2A2520"/>
+          <w:sz w:val="20"/>
+          <w:szCs w:val="20"/>
+        </w:rPr>
+        <w:t xml:space="preserve">«Le è capitato di ricevere segnalazioni di Suoi contenuti su piattaforme che Lei non riconosce?»</w:t>
+      </w:r>
+    </w:p>
+    <w:p>
+      <w:pPr>
+        <w:pBdr>
+          <w:left w:val="single" w:color="B89668" w:sz="18" w:space="12"/>
+        </w:pBdr>
+        <w:spacing w:after="100" w:before="280" w:line="280"/>
+        <w:ind w:left="240"/>
+      </w:pPr>
+      <w:r>
+        <w:rPr>
+          <w:rFonts w:ascii="Arial" w:cs="Arial" w:eastAsia="Arial" w:hAnsi="Arial"/>
+          <w:b/>
+          <w:bCs/>
+          <w:color w:val="4A6B82"/>
+          <w:sz w:val="22"/>
+          <w:szCs w:val="22"/>
+        </w:rPr>
+        <w:t xml:space="preserve">E.3  IoT e domotica come strumenti di coercione post-separazione</w:t>
+      </w:r>
+    </w:p>
+    <w:p>
+      <w:pPr>
+        <w:spacing w:after="120" w:before="0" w:line="280"/>
+      </w:pPr>
+      <w:r>
+        <w:rPr>
+          <w:rFonts w:ascii="Arial" w:cs="Arial" w:eastAsia="Arial" w:hAnsi="Arial"/>
+          <w:color w:val="2A2520"/>
+          <w:sz w:val="22"/>
+          <w:szCs w:val="22"/>
+        </w:rPr>
+        <w:t xml:space="preserve">Quando la coppia si separa ma la casa resta «intelligente» e gli account IoT sono in capo a una sola parte, il sistema diventa un'arma. La letteratura anglofona parla di tech-enabled coercive control.</w:t>
+      </w:r>
+    </w:p>
+    <w:p>
+      <w:pPr>
+        <w:spacing w:after="40" w:before="80"/>
+      </w:pPr>
+      <w:r>
+        <w:rPr>
+          <w:rFonts w:ascii="Arial" w:cs="Arial" w:eastAsia="Arial" w:hAnsi="Arial"/>
+          <w:b/>
+          <w:bCs/>
+          <w:color w:val="6B5D50"/>
+          <w:spacing w:val="20"/>
+          <w:sz w:val="19"/>
+          <w:szCs w:val="19"/>
+        </w:rPr>
+        <w:t xml:space="preserve">Indicatori osservabili</w:t>
+      </w:r>
+    </w:p>
+    <w:p>
+      <w:pPr>
+        <w:pStyle w:val="ListParagraph"/>
+        <w:numPr>
+          <w:ilvl w:val="0"/>
+          <w:numId w:val="2"/>
+        </w:numPr>
+        <w:spacing w:after="80" w:line="280"/>
+      </w:pPr>
+      <w:r>
+        <w:rPr>
+          <w:rFonts w:ascii="Arial" w:cs="Arial" w:eastAsia="Arial" w:hAnsi="Arial"/>
+          <w:color w:val="2A2520"/>
+          <w:sz w:val="22"/>
+          <w:szCs w:val="22"/>
+        </w:rPr>
+        <w:t xml:space="preserve">Serrature smart, telecamere di sicurezza, termostati, luci controllati a distanza dall'altra parte</w:t>
+      </w:r>
+    </w:p>
+    <w:p>
+      <w:pPr>
+        <w:pStyle w:val="ListParagraph"/>
+        <w:numPr>
+          <w:ilvl w:val="0"/>
+          <w:numId w:val="2"/>
+        </w:numPr>
+        <w:spacing w:after="80" w:line="280"/>
+      </w:pPr>
+      <w:r>
+        <w:rPr>
+          <w:rFonts w:ascii="Arial" w:cs="Arial" w:eastAsia="Arial" w:hAnsi="Arial"/>
+          <w:color w:val="2A2520"/>
+          <w:sz w:val="22"/>
+          <w:szCs w:val="22"/>
+        </w:rPr>
+        <w:t xml:space="preserve">Spegnimenti, accensioni, cambi di temperatura ingiustificati</w:t>
+      </w:r>
+    </w:p>
+    <w:p>
+      <w:pPr>
+        <w:pStyle w:val="ListParagraph"/>
+        <w:numPr>
+          <w:ilvl w:val="0"/>
+          <w:numId w:val="2"/>
+        </w:numPr>
+        <w:spacing w:after="80" w:line="280"/>
+      </w:pPr>
+      <w:r>
+        <w:rPr>
+          <w:rFonts w:ascii="Arial" w:cs="Arial" w:eastAsia="Arial" w:hAnsi="Arial"/>
+          <w:color w:val="2A2520"/>
+          <w:sz w:val="22"/>
+          <w:szCs w:val="22"/>
+        </w:rPr>
+        <w:t xml:space="preserve">Notifiche di apertura porta che arrivano a chi non vive più nell'appartamento</w:t>
+      </w:r>
+    </w:p>
+    <w:p>
+      <w:pPr>
+        <w:pStyle w:val="ListParagraph"/>
+        <w:numPr>
+          <w:ilvl w:val="0"/>
+          <w:numId w:val="2"/>
+        </w:numPr>
+        <w:spacing w:after="80" w:line="280"/>
+      </w:pPr>
+      <w:r>
+        <w:rPr>
+          <w:rFonts w:ascii="Arial" w:cs="Arial" w:eastAsia="Arial" w:hAnsi="Arial"/>
+          <w:color w:val="2A2520"/>
+          <w:sz w:val="22"/>
+          <w:szCs w:val="22"/>
+        </w:rPr>
+        <w:t xml:space="preserve">Telecamere riposizionate o spostate dopo la separazione</w:t>
+      </w:r>
+    </w:p>
+    <w:p>
+      <w:pPr>
+        <w:pStyle w:val="ListParagraph"/>
+        <w:numPr>
+          <w:ilvl w:val="0"/>
+          <w:numId w:val="2"/>
+        </w:numPr>
+        <w:spacing w:after="80" w:line="280"/>
+      </w:pPr>
+      <w:r>
+        <w:rPr>
+          <w:rFonts w:ascii="Arial" w:cs="Arial" w:eastAsia="Arial" w:hAnsi="Arial"/>
+          <w:color w:val="2A2520"/>
+          <w:sz w:val="22"/>
+          <w:szCs w:val="22"/>
+        </w:rPr>
+        <w:t xml:space="preserve">Alexa o Google Home che riproducono messaggi a comando dell'altra parte</w:t>
+      </w:r>
+    </w:p>
+    <w:p>
+      <w:pPr>
+        <w:spacing w:after="40" w:before="100"/>
+      </w:pPr>
+      <w:r>
+        <w:rPr>
+          <w:rFonts w:ascii="Arial" w:cs="Arial" w:eastAsia="Arial" w:hAnsi="Arial"/>
+          <w:b/>
+          <w:bCs/>
+          <w:color w:val="B89668"/>
+          <w:spacing w:val="30"/>
+          <w:sz w:val="18"/>
+          <w:szCs w:val="18"/>
+        </w:rPr>
+        <w:t xml:space="preserve">DOMANDE DI TRIAGE AL TAVOLO</w:t>
+      </w:r>
+    </w:p>
+    <w:p>
+      <w:pPr>
+        <w:pBdr>
+          <w:left w:val="single" w:color="B89668" w:sz="10" w:space="12"/>
+        </w:pBdr>
+        <w:spacing w:after="60" w:before="0" w:line="280"/>
+        <w:ind w:left="360"/>
+      </w:pPr>
+      <w:r>
+        <w:rPr>
+          <w:rFonts w:ascii="Arial" w:cs="Arial" w:eastAsia="Arial" w:hAnsi="Arial"/>
+          <w:i/>
+          <w:iCs/>
+          <w:color w:val="2A2520"/>
+          <w:sz w:val="20"/>
+          <w:szCs w:val="20"/>
+        </w:rPr>
+        <w:t xml:space="preserve">«Chi gestisce le password della domotica di casa — luci, termostato, telecamere?»</w:t>
+      </w:r>
+    </w:p>
+    <w:p>
+      <w:pPr>
+        <w:pBdr>
+          <w:left w:val="single" w:color="B89668" w:sz="10" w:space="12"/>
+        </w:pBdr>
+        <w:spacing w:after="60" w:before="0" w:line="280"/>
+        <w:ind w:left="360"/>
+      </w:pPr>
+      <w:r>
+        <w:rPr>
+          <w:rFonts w:ascii="Arial" w:cs="Arial" w:eastAsia="Arial" w:hAnsi="Arial"/>
+          <w:i/>
+          <w:iCs/>
+          <w:color w:val="2A2520"/>
+          <w:sz w:val="20"/>
+          <w:szCs w:val="20"/>
+        </w:rPr>
+        <w:t xml:space="preserve">«Sono accadute cose in casa — luci che si accendono da sole, temperatura che cambia, serrature anomale — dopo che il/la partner non vive più con Lei?»</w:t>
+      </w:r>
+    </w:p>
+    <w:p>
+      <w:pPr>
+        <w:pBdr>
+          <w:left w:val="single" w:color="B89668" w:sz="18" w:space="12"/>
+        </w:pBdr>
+        <w:spacing w:after="100" w:before="280" w:line="280"/>
+        <w:ind w:left="240"/>
+      </w:pPr>
+      <w:r>
+        <w:rPr>
+          <w:rFonts w:ascii="Arial" w:cs="Arial" w:eastAsia="Arial" w:hAnsi="Arial"/>
+          <w:b/>
+          <w:bCs/>
+          <w:color w:val="4A6B82"/>
+          <w:sz w:val="22"/>
+          <w:szCs w:val="22"/>
+        </w:rPr>
+        <w:t xml:space="preserve">E.4  Tracker di posizione e geolocalizzazione coatta</w:t>
+      </w:r>
+    </w:p>
+    <w:p>
+      <w:pPr>
+        <w:spacing w:after="120" w:before="0" w:line="280"/>
+      </w:pPr>
+      <w:r>
+        <w:rPr>
+          <w:rFonts w:ascii="Arial" w:cs="Arial" w:eastAsia="Arial" w:hAnsi="Arial"/>
+          <w:color w:val="2A2520"/>
+          <w:sz w:val="22"/>
+          <w:szCs w:val="22"/>
+        </w:rPr>
+        <w:t xml:space="preserve">AirTag, Tile, SmartTag di Samsung, Find My, Google Family Link, Life360. Pensati per oggetti smarriti o sicurezza dei figli, vengono regolarmente trovati nelle borse, nelle ruote dell'auto, nei giocattoli regalati ai figli. Apple e Google hanno introdotto notifiche di «tracker sconosciuto in viaggio con te» ma molte vittime non sanno che esistono.</w:t>
+      </w:r>
+    </w:p>
+    <w:p>
+      <w:pPr>
+        <w:spacing w:after="40" w:before="80"/>
+      </w:pPr>
+      <w:r>
+        <w:rPr>
+          <w:rFonts w:ascii="Arial" w:cs="Arial" w:eastAsia="Arial" w:hAnsi="Arial"/>
+          <w:b/>
+          <w:bCs/>
+          <w:color w:val="6B5D50"/>
+          <w:spacing w:val="20"/>
+          <w:sz w:val="19"/>
+          <w:szCs w:val="19"/>
+        </w:rPr>
+        <w:t xml:space="preserve">Indicatori osservabili</w:t>
+      </w:r>
+    </w:p>
+    <w:p>
+      <w:pPr>
+        <w:pStyle w:val="ListParagraph"/>
+        <w:numPr>
+          <w:ilvl w:val="0"/>
+          <w:numId w:val="2"/>
+        </w:numPr>
+        <w:spacing w:after="80" w:line="280"/>
+      </w:pPr>
+      <w:r>
+        <w:rPr>
+          <w:rFonts w:ascii="Arial" w:cs="Arial" w:eastAsia="Arial" w:hAnsi="Arial"/>
+          <w:color w:val="2A2520"/>
+          <w:sz w:val="22"/>
+          <w:szCs w:val="22"/>
+        </w:rPr>
+        <w:t xml:space="preserve">Notifiche del telefono di tracker sconosciuti rilevati</w:t>
+      </w:r>
+    </w:p>
+    <w:p>
+      <w:pPr>
+        <w:pStyle w:val="ListParagraph"/>
+        <w:numPr>
+          <w:ilvl w:val="0"/>
+          <w:numId w:val="2"/>
+        </w:numPr>
+        <w:spacing w:after="80" w:line="280"/>
+      </w:pPr>
+      <w:r>
+        <w:rPr>
+          <w:rFonts w:ascii="Arial" w:cs="Arial" w:eastAsia="Arial" w:hAnsi="Arial"/>
+          <w:color w:val="2A2520"/>
+          <w:sz w:val="22"/>
+          <w:szCs w:val="22"/>
+        </w:rPr>
+        <w:t xml:space="preserve">Oggetti piccoli inattesi ritrovati nella borsa, in auto (sotto la ruota di scorta, sotto il sedile), nei giocattoli regalati ai figli</w:t>
+      </w:r>
+    </w:p>
+    <w:p>
+      <w:pPr>
+        <w:pStyle w:val="ListParagraph"/>
+        <w:numPr>
+          <w:ilvl w:val="0"/>
+          <w:numId w:val="2"/>
+        </w:numPr>
+        <w:spacing w:after="80" w:line="280"/>
+      </w:pPr>
+      <w:r>
+        <w:rPr>
+          <w:rFonts w:ascii="Arial" w:cs="Arial" w:eastAsia="Arial" w:hAnsi="Arial"/>
+          <w:color w:val="2A2520"/>
+          <w:sz w:val="22"/>
+          <w:szCs w:val="22"/>
+        </w:rPr>
+        <w:t xml:space="preserve">Il/la partner sembra sapere dove la parte è stata in giornata, anche per spostamenti non comunicati</w:t>
+      </w:r>
+    </w:p>
+    <w:p>
+      <w:pPr>
+        <w:pStyle w:val="ListParagraph"/>
+        <w:numPr>
+          <w:ilvl w:val="0"/>
+          <w:numId w:val="2"/>
+        </w:numPr>
+        <w:spacing w:after="80" w:line="280"/>
+      </w:pPr>
+      <w:r>
+        <w:rPr>
+          <w:rFonts w:ascii="Arial" w:cs="Arial" w:eastAsia="Arial" w:hAnsi="Arial"/>
+          <w:color w:val="2A2520"/>
+          <w:sz w:val="22"/>
+          <w:szCs w:val="22"/>
+        </w:rPr>
+        <w:t xml:space="preserve">Account Find My / Localizzazione iPhone ancora condiviso dopo la separazione</w:t>
+      </w:r>
+    </w:p>
+    <w:p>
+      <w:pPr>
+        <w:spacing w:after="40" w:before="100"/>
+      </w:pPr>
+      <w:r>
+        <w:rPr>
+          <w:rFonts w:ascii="Arial" w:cs="Arial" w:eastAsia="Arial" w:hAnsi="Arial"/>
+          <w:b/>
+          <w:bCs/>
+          <w:color w:val="B89668"/>
+          <w:spacing w:val="30"/>
+          <w:sz w:val="18"/>
+          <w:szCs w:val="18"/>
+        </w:rPr>
+        <w:t xml:space="preserve">DOMANDE DI TRIAGE AL TAVOLO</w:t>
+      </w:r>
+    </w:p>
+    <w:p>
+      <w:pPr>
+        <w:pBdr>
+          <w:left w:val="single" w:color="B89668" w:sz="10" w:space="12"/>
+        </w:pBdr>
+        <w:spacing w:after="60" w:before="0" w:line="280"/>
+        <w:ind w:left="360"/>
+      </w:pPr>
+      <w:r>
+        <w:rPr>
+          <w:rFonts w:ascii="Arial" w:cs="Arial" w:eastAsia="Arial" w:hAnsi="Arial"/>
+          <w:i/>
+          <w:iCs/>
+          <w:color w:val="2A2520"/>
+          <w:sz w:val="20"/>
+          <w:szCs w:val="20"/>
+        </w:rPr>
+        <w:t xml:space="preserve">«Ha mai ricevuto notifiche del telefono di tracker sconosciuti?»</w:t>
+      </w:r>
+    </w:p>
+    <w:p>
+      <w:pPr>
+        <w:pBdr>
+          <w:left w:val="single" w:color="B89668" w:sz="10" w:space="12"/>
+        </w:pBdr>
+        <w:spacing w:after="60" w:before="0" w:line="280"/>
+        <w:ind w:left="360"/>
+      </w:pPr>
+      <w:r>
+        <w:rPr>
+          <w:rFonts w:ascii="Arial" w:cs="Arial" w:eastAsia="Arial" w:hAnsi="Arial"/>
+          <w:i/>
+          <w:iCs/>
+          <w:color w:val="2A2520"/>
+          <w:sz w:val="20"/>
+          <w:szCs w:val="20"/>
+        </w:rPr>
+        <w:t xml:space="preserve">«Dopo la separazione ha cambiato Apple ID, Google account e password? La condivisione di posizione è ancora attiva con il/la partner?»</w:t>
+      </w:r>
+    </w:p>
+    <w:p>
+      <w:pPr>
+        <w:pBdr>
+          <w:left w:val="single" w:color="B89668" w:sz="18" w:space="12"/>
+        </w:pBdr>
+        <w:spacing w:after="100" w:before="280" w:line="280"/>
+        <w:ind w:left="240"/>
+      </w:pPr>
+      <w:r>
+        <w:rPr>
+          <w:rFonts w:ascii="Arial" w:cs="Arial" w:eastAsia="Arial" w:hAnsi="Arial"/>
+          <w:b/>
+          <w:bCs/>
+          <w:color w:val="4A6B82"/>
+          <w:sz w:val="22"/>
+          <w:szCs w:val="22"/>
+        </w:rPr>
+        <w:t xml:space="preserve">E.5  Abuso economico in versione fintech</w:t>
+      </w:r>
+    </w:p>
+    <w:p>
+      <w:pPr>
+        <w:spacing w:after="120" w:before="0" w:line="280"/>
+      </w:pPr>
+      <w:r>
+        <w:rPr>
+          <w:rFonts w:ascii="Arial" w:cs="Arial" w:eastAsia="Arial" w:hAnsi="Arial"/>
+          <w:color w:val="2A2520"/>
+          <w:sz w:val="22"/>
+          <w:szCs w:val="22"/>
+        </w:rPr>
+        <w:t xml:space="preserve">Banking app con notifiche push in tempo reale, BNPL (Klarna, Scalapay, Pagolight), prestiti rapidi a domanda istantanea, wallet di criptovalute, conti cointestati con accesso digitale a entrambi. Il controllo economico opera in tempo reale e si protrae oltre la separazione.</w:t>
+      </w:r>
+    </w:p>
+    <w:p>
+      <w:pPr>
+        <w:spacing w:after="40" w:before="80"/>
+      </w:pPr>
+      <w:r>
+        <w:rPr>
+          <w:rFonts w:ascii="Arial" w:cs="Arial" w:eastAsia="Arial" w:hAnsi="Arial"/>
+          <w:b/>
+          <w:bCs/>
+          <w:color w:val="6B5D50"/>
+          <w:spacing w:val="20"/>
+          <w:sz w:val="19"/>
+          <w:szCs w:val="19"/>
+        </w:rPr>
+        <w:t xml:space="preserve">Indicatori osservabili</w:t>
+      </w:r>
+    </w:p>
+    <w:p>
+      <w:pPr>
+        <w:pStyle w:val="ListParagraph"/>
+        <w:numPr>
+          <w:ilvl w:val="0"/>
+          <w:numId w:val="2"/>
+        </w:numPr>
+        <w:spacing w:after="80" w:line="280"/>
+      </w:pPr>
+      <w:r>
+        <w:rPr>
+          <w:rFonts w:ascii="Arial" w:cs="Arial" w:eastAsia="Arial" w:hAnsi="Arial"/>
+          <w:color w:val="2A2520"/>
+          <w:sz w:val="22"/>
+          <w:szCs w:val="22"/>
+        </w:rPr>
+        <w:t xml:space="preserve">Notifiche di transazione visibili in tempo reale al partner (account joint con app condivisa)</w:t>
+      </w:r>
+    </w:p>
+    <w:p>
+      <w:pPr>
+        <w:pStyle w:val="ListParagraph"/>
+        <w:numPr>
+          <w:ilvl w:val="0"/>
+          <w:numId w:val="2"/>
+        </w:numPr>
+        <w:spacing w:after="80" w:line="280"/>
+      </w:pPr>
+      <w:r>
+        <w:rPr>
+          <w:rFonts w:ascii="Arial" w:cs="Arial" w:eastAsia="Arial" w:hAnsi="Arial"/>
+          <w:color w:val="2A2520"/>
+          <w:sz w:val="22"/>
+          <w:szCs w:val="22"/>
+        </w:rPr>
+        <w:t xml:space="preserve">Bonifici BNPL — Klarna, Scalapay, Pagolight — attivati a nome della parte all'insaputa</w:t>
+      </w:r>
+    </w:p>
+    <w:p>
+      <w:pPr>
+        <w:pStyle w:val="ListParagraph"/>
+        <w:numPr>
+          <w:ilvl w:val="0"/>
+          <w:numId w:val="2"/>
+        </w:numPr>
+        <w:spacing w:after="80" w:line="280"/>
+      </w:pPr>
+      <w:r>
+        <w:rPr>
+          <w:rFonts w:ascii="Arial" w:cs="Arial" w:eastAsia="Arial" w:hAnsi="Arial"/>
+          <w:color w:val="2A2520"/>
+          <w:sz w:val="22"/>
+          <w:szCs w:val="22"/>
+        </w:rPr>
+        <w:t xml:space="preserve">Bonifici istantanei in entrata con causali offensive</w:t>
+      </w:r>
+    </w:p>
+    <w:p>
+      <w:pPr>
+        <w:pStyle w:val="ListParagraph"/>
+        <w:numPr>
+          <w:ilvl w:val="0"/>
+          <w:numId w:val="2"/>
+        </w:numPr>
+        <w:spacing w:after="80" w:line="280"/>
+      </w:pPr>
+      <w:r>
+        <w:rPr>
+          <w:rFonts w:ascii="Arial" w:cs="Arial" w:eastAsia="Arial" w:hAnsi="Arial"/>
+          <w:color w:val="2A2520"/>
+          <w:sz w:val="22"/>
+          <w:szCs w:val="22"/>
+        </w:rPr>
+        <w:t xml:space="preserve">Wallet di criptovalute comuni o di cui la parte non conosce le credenziali</w:t>
+      </w:r>
+    </w:p>
+    <w:p>
+      <w:pPr>
+        <w:pStyle w:val="ListParagraph"/>
+        <w:numPr>
+          <w:ilvl w:val="0"/>
+          <w:numId w:val="2"/>
+        </w:numPr>
+        <w:spacing w:after="80" w:line="280"/>
+      </w:pPr>
+      <w:r>
+        <w:rPr>
+          <w:rFonts w:ascii="Arial" w:cs="Arial" w:eastAsia="Arial" w:hAnsi="Arial"/>
+          <w:color w:val="2A2520"/>
+          <w:sz w:val="22"/>
+          <w:szCs w:val="22"/>
+        </w:rPr>
+        <w:t xml:space="preserve">Carte di credito aggiuntive emesse a nome della parte all'insaputa</w:t>
+      </w:r>
+    </w:p>
+    <w:p>
+      <w:pPr>
+        <w:spacing w:after="40" w:before="100"/>
+      </w:pPr>
+      <w:r>
+        <w:rPr>
+          <w:rFonts w:ascii="Arial" w:cs="Arial" w:eastAsia="Arial" w:hAnsi="Arial"/>
+          <w:b/>
+          <w:bCs/>
+          <w:color w:val="B89668"/>
+          <w:spacing w:val="30"/>
+          <w:sz w:val="18"/>
+          <w:szCs w:val="18"/>
+        </w:rPr>
+        <w:t xml:space="preserve">DOMANDE DI TRIAGE AL TAVOLO</w:t>
+      </w:r>
+    </w:p>
+    <w:p>
+      <w:pPr>
+        <w:pBdr>
+          <w:left w:val="single" w:color="B89668" w:sz="10" w:space="12"/>
+        </w:pBdr>
+        <w:spacing w:after="60" w:before="0" w:line="280"/>
+        <w:ind w:left="360"/>
+      </w:pPr>
+      <w:r>
+        <w:rPr>
+          <w:rFonts w:ascii="Arial" w:cs="Arial" w:eastAsia="Arial" w:hAnsi="Arial"/>
+          <w:i/>
+          <w:iCs/>
+          <w:color w:val="2A2520"/>
+          <w:sz w:val="20"/>
+          <w:szCs w:val="20"/>
+        </w:rPr>
+        <w:t xml:space="preserve">«Le notifiche bancarie le riceve solo Lei sul Suo telefono o anche il/la Suo/a partner?»</w:t>
+      </w:r>
+    </w:p>
+    <w:p>
+      <w:pPr>
+        <w:pBdr>
+          <w:left w:val="single" w:color="B89668" w:sz="10" w:space="12"/>
+        </w:pBdr>
+        <w:spacing w:after="60" w:before="0" w:line="280"/>
+        <w:ind w:left="360"/>
+      </w:pPr>
+      <w:r>
+        <w:rPr>
+          <w:rFonts w:ascii="Arial" w:cs="Arial" w:eastAsia="Arial" w:hAnsi="Arial"/>
+          <w:i/>
+          <w:iCs/>
+          <w:color w:val="2A2520"/>
+          <w:sz w:val="20"/>
+          <w:szCs w:val="20"/>
+        </w:rPr>
+        <w:t xml:space="preserve">«Le è arrivato qualche addebito BNPL — Klarna, Scalapay, Pagolight — che non riconosce?»</w:t>
+      </w:r>
+    </w:p>
+    <w:p>
+      <w:pPr>
+        <w:pBdr>
+          <w:left w:val="single" w:color="B89668" w:sz="18" w:space="12"/>
+        </w:pBdr>
+        <w:spacing w:after="100" w:before="280" w:line="280"/>
+        <w:ind w:left="240"/>
+      </w:pPr>
+      <w:r>
+        <w:rPr>
+          <w:rFonts w:ascii="Arial" w:cs="Arial" w:eastAsia="Arial" w:hAnsi="Arial"/>
+          <w:b/>
+          <w:bCs/>
+          <w:color w:val="4A6B82"/>
+          <w:sz w:val="22"/>
+          <w:szCs w:val="22"/>
+        </w:rPr>
+        <w:t xml:space="preserve">E.6  I figli come canale di sorveglianza</w:t>
+      </w:r>
+    </w:p>
+    <w:p>
+      <w:pPr>
+        <w:spacing w:after="120" w:before="0" w:line="280"/>
+      </w:pPr>
+      <w:r>
+        <w:rPr>
+          <w:rFonts w:ascii="Arial" w:cs="Arial" w:eastAsia="Arial" w:hAnsi="Arial"/>
+          <w:color w:val="2A2520"/>
+          <w:sz w:val="22"/>
+          <w:szCs w:val="22"/>
+        </w:rPr>
+        <w:t xml:space="preserve">Area particolarmente delicata per il mediatore familiare. App di parental control utilizzate non per la sicurezza del bambino ma per intercettare le comunicazioni con l'altro genitore. Smartwatch, telefoni e tablet regalati ai figli con tracker e app di monitoraggio attive, accessibili all'altro genitore.</w:t>
+      </w:r>
+    </w:p>
+    <w:p>
+      <w:pPr>
+        <w:spacing w:after="40" w:before="80"/>
+      </w:pPr>
+      <w:r>
+        <w:rPr>
+          <w:rFonts w:ascii="Arial" w:cs="Arial" w:eastAsia="Arial" w:hAnsi="Arial"/>
+          <w:b/>
+          <w:bCs/>
+          <w:color w:val="6B5D50"/>
+          <w:spacing w:val="20"/>
+          <w:sz w:val="19"/>
+          <w:szCs w:val="19"/>
+        </w:rPr>
+        <w:t xml:space="preserve">Indicatori osservabili</w:t>
+      </w:r>
+    </w:p>
+    <w:p>
+      <w:pPr>
+        <w:pStyle w:val="ListParagraph"/>
+        <w:numPr>
+          <w:ilvl w:val="0"/>
+          <w:numId w:val="2"/>
+        </w:numPr>
+        <w:spacing w:after="80" w:line="280"/>
+      </w:pPr>
+      <w:r>
+        <w:rPr>
+          <w:rFonts w:ascii="Arial" w:cs="Arial" w:eastAsia="Arial" w:hAnsi="Arial"/>
+          <w:color w:val="2A2520"/>
+          <w:sz w:val="22"/>
+          <w:szCs w:val="22"/>
+        </w:rPr>
+        <w:t xml:space="preserve">Smartwatch o telefono regalato al figlio dal partner con GPS attivo che rivela la posizione del genitore accompagnatore</w:t>
+      </w:r>
+    </w:p>
+    <w:p>
+      <w:pPr>
+        <w:pStyle w:val="ListParagraph"/>
+        <w:numPr>
+          <w:ilvl w:val="0"/>
+          <w:numId w:val="2"/>
+        </w:numPr>
+        <w:spacing w:after="80" w:line="280"/>
+      </w:pPr>
+      <w:r>
+        <w:rPr>
+          <w:rFonts w:ascii="Arial" w:cs="Arial" w:eastAsia="Arial" w:hAnsi="Arial"/>
+          <w:color w:val="2A2520"/>
+          <w:sz w:val="22"/>
+          <w:szCs w:val="22"/>
+        </w:rPr>
+        <w:t xml:space="preserve">App di parental control (Bark, Qustodio, Family Link) sul dispositivo del figlio, accessibili solo all'altro genitore</w:t>
+      </w:r>
+    </w:p>
+    <w:p>
+      <w:pPr>
+        <w:pStyle w:val="ListParagraph"/>
+        <w:numPr>
+          <w:ilvl w:val="0"/>
+          <w:numId w:val="2"/>
+        </w:numPr>
+        <w:spacing w:after="80" w:line="280"/>
+      </w:pPr>
+      <w:r>
+        <w:rPr>
+          <w:rFonts w:ascii="Arial" w:cs="Arial" w:eastAsia="Arial" w:hAnsi="Arial"/>
+          <w:color w:val="2A2520"/>
+          <w:sz w:val="22"/>
+          <w:szCs w:val="22"/>
+        </w:rPr>
+        <w:t xml:space="preserve">Foto inviate dal figlio al partner con metadata GPS che rivelano il nuovo indirizzo</w:t>
+      </w:r>
+    </w:p>
+    <w:p>
+      <w:pPr>
+        <w:pStyle w:val="ListParagraph"/>
+        <w:numPr>
+          <w:ilvl w:val="0"/>
+          <w:numId w:val="2"/>
+        </w:numPr>
+        <w:spacing w:after="80" w:line="280"/>
+      </w:pPr>
+      <w:r>
+        <w:rPr>
+          <w:rFonts w:ascii="Arial" w:cs="Arial" w:eastAsia="Arial" w:hAnsi="Arial"/>
+          <w:color w:val="2A2520"/>
+          <w:sz w:val="22"/>
+          <w:szCs w:val="22"/>
+        </w:rPr>
+        <w:t xml:space="preserve">Il figlio riporta al partner conversazioni avvenute solo con un genitore</w:t>
+      </w:r>
+    </w:p>
+    <w:p>
+      <w:pPr>
+        <w:pStyle w:val="ListParagraph"/>
+        <w:numPr>
+          <w:ilvl w:val="0"/>
+          <w:numId w:val="2"/>
+        </w:numPr>
+        <w:spacing w:after="80" w:line="280"/>
+      </w:pPr>
+      <w:r>
+        <w:rPr>
+          <w:rFonts w:ascii="Arial" w:cs="Arial" w:eastAsia="Arial" w:hAnsi="Arial"/>
+          <w:color w:val="2A2520"/>
+          <w:sz w:val="22"/>
+          <w:szCs w:val="22"/>
+        </w:rPr>
+        <w:t xml:space="preserve">Account Apple, Google o Microsoft mantenuti come familiari condivisi dopo la separazione</w:t>
+      </w:r>
+    </w:p>
+    <w:p>
+      <w:pPr>
+        <w:spacing w:after="40" w:before="100"/>
+      </w:pPr>
+      <w:r>
+        <w:rPr>
+          <w:rFonts w:ascii="Arial" w:cs="Arial" w:eastAsia="Arial" w:hAnsi="Arial"/>
+          <w:b/>
+          <w:bCs/>
+          <w:color w:val="B89668"/>
+          <w:spacing w:val="30"/>
+          <w:sz w:val="18"/>
+          <w:szCs w:val="18"/>
+        </w:rPr>
+        <w:t xml:space="preserve">DOMANDE DI TRIAGE AL TAVOLO</w:t>
+      </w:r>
+    </w:p>
+    <w:p>
+      <w:pPr>
+        <w:pBdr>
+          <w:left w:val="single" w:color="B89668" w:sz="10" w:space="12"/>
+        </w:pBdr>
+        <w:spacing w:after="60" w:before="0" w:line="280"/>
+        <w:ind w:left="360"/>
+      </w:pPr>
+      <w:r>
+        <w:rPr>
+          <w:rFonts w:ascii="Arial" w:cs="Arial" w:eastAsia="Arial" w:hAnsi="Arial"/>
+          <w:i/>
+          <w:iCs/>
+          <w:color w:val="2A2520"/>
+          <w:sz w:val="20"/>
+          <w:szCs w:val="20"/>
+        </w:rPr>
+        <w:t xml:space="preserve">«Suo figlio o Sua figlia ha dispositivi — telefono, tablet, smartwatch — regalati dall'altro genitore? Chi ne controlla le impostazioni?»</w:t>
+      </w:r>
+    </w:p>
+    <w:p>
+      <w:pPr>
+        <w:pBdr>
+          <w:left w:val="single" w:color="B89668" w:sz="10" w:space="12"/>
+        </w:pBdr>
+        <w:spacing w:after="60" w:before="0" w:line="280"/>
+        <w:ind w:left="360"/>
+      </w:pPr>
+      <w:r>
+        <w:rPr>
+          <w:rFonts w:ascii="Arial" w:cs="Arial" w:eastAsia="Arial" w:hAnsi="Arial"/>
+          <w:i/>
+          <w:iCs/>
+          <w:color w:val="2A2520"/>
+          <w:sz w:val="20"/>
+          <w:szCs w:val="20"/>
+        </w:rPr>
+        <w:t xml:space="preserve">«Le è capitato che il/la Suo/a partner sapesse di cose dette o fatte solo davanti ai bambini?»</w:t>
+      </w:r>
+    </w:p>
+    <w:p>
+      <w:pPr>
+        <w:pBdr>
+          <w:left w:val="single" w:color="B89668" w:sz="18" w:space="12"/>
+        </w:pBdr>
+        <w:spacing w:after="100" w:before="280" w:line="280"/>
+        <w:ind w:left="240"/>
+      </w:pPr>
+      <w:r>
+        <w:rPr>
+          <w:rFonts w:ascii="Arial" w:cs="Arial" w:eastAsia="Arial" w:hAnsi="Arial"/>
+          <w:b/>
+          <w:bCs/>
+          <w:color w:val="4A6B82"/>
+          <w:sz w:val="22"/>
+          <w:szCs w:val="22"/>
+        </w:rPr>
+        <w:t xml:space="preserve">E.7  Account hijacking, SIM swap, identità digitale</w:t>
+      </w:r>
+    </w:p>
+    <w:p>
+      <w:pPr>
+        <w:spacing w:after="120" w:before="0" w:line="280"/>
+      </w:pPr>
+      <w:r>
+        <w:rPr>
+          <w:rFonts w:ascii="Arial" w:cs="Arial" w:eastAsia="Arial" w:hAnsi="Arial"/>
+          <w:color w:val="2A2520"/>
+          <w:sz w:val="22"/>
+          <w:szCs w:val="22"/>
+        </w:rPr>
+        <w:t xml:space="preserve">Recupero password tramite domande di sicurezza che il partner conosce — sono ricordi di vita comune. SIM swap: il gestore viene indotto a portare il numero su una nuova SIM con documento contraffatto o complicità interna. Furto di identità digitale che scollega la persona da banca, SPID, sanità.</w:t>
+      </w:r>
+    </w:p>
+    <w:p>
+      <w:pPr>
+        <w:spacing w:after="40" w:before="80"/>
+      </w:pPr>
+      <w:r>
+        <w:rPr>
+          <w:rFonts w:ascii="Arial" w:cs="Arial" w:eastAsia="Arial" w:hAnsi="Arial"/>
+          <w:b/>
+          <w:bCs/>
+          <w:color w:val="6B5D50"/>
+          <w:spacing w:val="20"/>
+          <w:sz w:val="19"/>
+          <w:szCs w:val="19"/>
+        </w:rPr>
+        <w:t xml:space="preserve">Indicatori osservabili</w:t>
+      </w:r>
+    </w:p>
+    <w:p>
+      <w:pPr>
+        <w:pStyle w:val="ListParagraph"/>
+        <w:numPr>
+          <w:ilvl w:val="0"/>
+          <w:numId w:val="2"/>
+        </w:numPr>
+        <w:spacing w:after="80" w:line="280"/>
+      </w:pPr>
+      <w:r>
+        <w:rPr>
+          <w:rFonts w:ascii="Arial" w:cs="Arial" w:eastAsia="Arial" w:hAnsi="Arial"/>
+          <w:color w:val="2A2520"/>
+          <w:sz w:val="22"/>
+          <w:szCs w:val="22"/>
+        </w:rPr>
+        <w:t xml:space="preserve">Password della casella e-mail principale già cambiata da qualcuno</w:t>
+      </w:r>
+    </w:p>
+    <w:p>
+      <w:pPr>
+        <w:pStyle w:val="ListParagraph"/>
+        <w:numPr>
+          <w:ilvl w:val="0"/>
+          <w:numId w:val="2"/>
+        </w:numPr>
+        <w:spacing w:after="80" w:line="280"/>
+      </w:pPr>
+      <w:r>
+        <w:rPr>
+          <w:rFonts w:ascii="Arial" w:cs="Arial" w:eastAsia="Arial" w:hAnsi="Arial"/>
+          <w:color w:val="2A2520"/>
+          <w:sz w:val="22"/>
+          <w:szCs w:val="22"/>
+        </w:rPr>
+        <w:t xml:space="preserve">SPID che improvvisamente non funziona</w:t>
+      </w:r>
+    </w:p>
+    <w:p>
+      <w:pPr>
+        <w:pStyle w:val="ListParagraph"/>
+        <w:numPr>
+          <w:ilvl w:val="0"/>
+          <w:numId w:val="2"/>
+        </w:numPr>
+        <w:spacing w:after="80" w:line="280"/>
+      </w:pPr>
+      <w:r>
+        <w:rPr>
+          <w:rFonts w:ascii="Arial" w:cs="Arial" w:eastAsia="Arial" w:hAnsi="Arial"/>
+          <w:color w:val="2A2520"/>
+          <w:sz w:val="22"/>
+          <w:szCs w:val="22"/>
+        </w:rPr>
+        <w:t xml:space="preserve">SIM disattivata o «telefono senza linea» senza ragione apparente</w:t>
+      </w:r>
+    </w:p>
+    <w:p>
+      <w:pPr>
+        <w:pStyle w:val="ListParagraph"/>
+        <w:numPr>
+          <w:ilvl w:val="0"/>
+          <w:numId w:val="2"/>
+        </w:numPr>
+        <w:spacing w:after="80" w:line="280"/>
+      </w:pPr>
+      <w:r>
+        <w:rPr>
+          <w:rFonts w:ascii="Arial" w:cs="Arial" w:eastAsia="Arial" w:hAnsi="Arial"/>
+          <w:color w:val="2A2520"/>
+          <w:sz w:val="22"/>
+          <w:szCs w:val="22"/>
+        </w:rPr>
+        <w:t xml:space="preserve">E-mail di accesso a servizi (banca, sanità, social) recapitate a un dispositivo che la parte non controlla più</w:t>
+      </w:r>
+    </w:p>
+    <w:p>
+      <w:pPr>
+        <w:pStyle w:val="ListParagraph"/>
+        <w:numPr>
+          <w:ilvl w:val="0"/>
+          <w:numId w:val="2"/>
+        </w:numPr>
+        <w:spacing w:after="80" w:line="280"/>
+      </w:pPr>
+      <w:r>
+        <w:rPr>
+          <w:rFonts w:ascii="Arial" w:cs="Arial" w:eastAsia="Arial" w:hAnsi="Arial"/>
+          <w:color w:val="2A2520"/>
+          <w:sz w:val="22"/>
+          <w:szCs w:val="22"/>
+        </w:rPr>
+        <w:t xml:space="preserve">Account social bloccati per «violazione» senza alcuna condotta della parte</w:t>
+      </w:r>
+    </w:p>
+    <w:p>
+      <w:pPr>
+        <w:pStyle w:val="ListParagraph"/>
+        <w:numPr>
+          <w:ilvl w:val="0"/>
+          <w:numId w:val="2"/>
+        </w:numPr>
+        <w:spacing w:after="80" w:line="280"/>
+      </w:pPr>
+      <w:r>
+        <w:rPr>
+          <w:rFonts w:ascii="Arial" w:cs="Arial" w:eastAsia="Arial" w:hAnsi="Arial"/>
+          <w:color w:val="2A2520"/>
+          <w:sz w:val="22"/>
+          <w:szCs w:val="22"/>
+        </w:rPr>
+        <w:t xml:space="preserve">Documenti d'identità non più trovabili in casa al momento della separazione</w:t>
+      </w:r>
+    </w:p>
+    <w:p>
+      <w:pPr>
+        <w:spacing w:after="40" w:before="100"/>
+      </w:pPr>
+      <w:r>
+        <w:rPr>
+          <w:rFonts w:ascii="Arial" w:cs="Arial" w:eastAsia="Arial" w:hAnsi="Arial"/>
+          <w:b/>
+          <w:bCs/>
+          <w:color w:val="B89668"/>
+          <w:spacing w:val="30"/>
+          <w:sz w:val="18"/>
+          <w:szCs w:val="18"/>
+        </w:rPr>
+        <w:t xml:space="preserve">DOMANDE DI TRIAGE AL TAVOLO</w:t>
+      </w:r>
+    </w:p>
+    <w:p>
+      <w:pPr>
+        <w:pBdr>
+          <w:left w:val="single" w:color="B89668" w:sz="10" w:space="12"/>
+        </w:pBdr>
+        <w:spacing w:after="60" w:before="0" w:line="280"/>
+        <w:ind w:left="360"/>
+      </w:pPr>
+      <w:r>
+        <w:rPr>
+          <w:rFonts w:ascii="Arial" w:cs="Arial" w:eastAsia="Arial" w:hAnsi="Arial"/>
+          <w:i/>
+          <w:iCs/>
+          <w:color w:val="2A2520"/>
+          <w:sz w:val="20"/>
+          <w:szCs w:val="20"/>
+        </w:rPr>
+        <w:t xml:space="preserve">«Ha cambiato dopo la separazione le domande di sicurezza, la password e l'autenticazione a due fattori delle Sue caselle e-mail principali?»</w:t>
+      </w:r>
+    </w:p>
+    <w:p>
+      <w:pPr>
+        <w:pBdr>
+          <w:left w:val="single" w:color="B89668" w:sz="10" w:space="12"/>
+        </w:pBdr>
+        <w:spacing w:after="60" w:before="0" w:line="280"/>
+        <w:ind w:left="360"/>
+      </w:pPr>
+      <w:r>
+        <w:rPr>
+          <w:rFonts w:ascii="Arial" w:cs="Arial" w:eastAsia="Arial" w:hAnsi="Arial"/>
+          <w:i/>
+          <w:iCs/>
+          <w:color w:val="2A2520"/>
+          <w:sz w:val="20"/>
+          <w:szCs w:val="20"/>
+        </w:rPr>
+        <w:t xml:space="preserve">«Ha mai ricevuto SMS di codice di verifica che non aveva richiesto?»</w:t>
+      </w:r>
+    </w:p>
+    <w:p>
+      <w:pPr>
+        <w:pBdr>
+          <w:left w:val="single" w:color="B89668" w:sz="18" w:space="12"/>
+        </w:pBdr>
+        <w:spacing w:after="100" w:before="280" w:line="280"/>
+        <w:ind w:left="240"/>
+      </w:pPr>
+      <w:r>
+        <w:rPr>
+          <w:rFonts w:ascii="Arial" w:cs="Arial" w:eastAsia="Arial" w:hAnsi="Arial"/>
+          <w:b/>
+          <w:bCs/>
+          <w:color w:val="4A6B82"/>
+          <w:sz w:val="22"/>
+          <w:szCs w:val="22"/>
+        </w:rPr>
+        <w:t xml:space="preserve">E.8  Molestie coordinate e attacco alla reputazione</w:t>
+      </w:r>
+    </w:p>
+    <w:p>
+      <w:pPr>
+        <w:spacing w:after="120" w:before="0" w:line="280"/>
+      </w:pPr>
+      <w:r>
+        <w:rPr>
+          <w:rFonts w:ascii="Arial" w:cs="Arial" w:eastAsia="Arial" w:hAnsi="Arial"/>
+          <w:color w:val="2A2520"/>
+          <w:sz w:val="22"/>
+          <w:szCs w:val="22"/>
+        </w:rPr>
+        <w:t xml:space="preserve">Pile-on coordinati sui social, account fake per aggirare i blocchi, recensioni negative bombardate sull'attività professionale (tipico per professioniste autonome che subiscono il danno nei click in arrivo), profili LinkedIn falsificati, segnalazioni multiple per ottenere la chiusura degli account della parte.</w:t>
+      </w:r>
+    </w:p>
+    <w:p>
+      <w:pPr>
+        <w:spacing w:after="40" w:before="80"/>
+      </w:pPr>
+      <w:r>
+        <w:rPr>
+          <w:rFonts w:ascii="Arial" w:cs="Arial" w:eastAsia="Arial" w:hAnsi="Arial"/>
+          <w:b/>
+          <w:bCs/>
+          <w:color w:val="6B5D50"/>
+          <w:spacing w:val="20"/>
+          <w:sz w:val="19"/>
+          <w:szCs w:val="19"/>
+        </w:rPr>
+        <w:t xml:space="preserve">Indicatori osservabili</w:t>
+      </w:r>
+    </w:p>
+    <w:p>
+      <w:pPr>
+        <w:pStyle w:val="ListParagraph"/>
+        <w:numPr>
+          <w:ilvl w:val="0"/>
+          <w:numId w:val="2"/>
+        </w:numPr>
+        <w:spacing w:after="80" w:line="280"/>
+      </w:pPr>
+      <w:r>
+        <w:rPr>
+          <w:rFonts w:ascii="Arial" w:cs="Arial" w:eastAsia="Arial" w:hAnsi="Arial"/>
+          <w:color w:val="2A2520"/>
+          <w:sz w:val="22"/>
+          <w:szCs w:val="22"/>
+        </w:rPr>
+        <w:t xml:space="preserve">Segnalazioni multiple sui propri account social negli stessi giorni</w:t>
+      </w:r>
+    </w:p>
+    <w:p>
+      <w:pPr>
+        <w:pStyle w:val="ListParagraph"/>
+        <w:numPr>
+          <w:ilvl w:val="0"/>
+          <w:numId w:val="2"/>
+        </w:numPr>
+        <w:spacing w:after="80" w:line="280"/>
+      </w:pPr>
+      <w:r>
+        <w:rPr>
+          <w:rFonts w:ascii="Arial" w:cs="Arial" w:eastAsia="Arial" w:hAnsi="Arial"/>
+          <w:color w:val="2A2520"/>
+          <w:sz w:val="22"/>
+          <w:szCs w:val="22"/>
+        </w:rPr>
+        <w:t xml:space="preserve">Recensioni negative coordinate sull'attività lavorativa (Google, LinkedIn, piattaforme di settore)</w:t>
+      </w:r>
+    </w:p>
+    <w:p>
+      <w:pPr>
+        <w:pStyle w:val="ListParagraph"/>
+        <w:numPr>
+          <w:ilvl w:val="0"/>
+          <w:numId w:val="2"/>
+        </w:numPr>
+        <w:spacing w:after="80" w:line="280"/>
+      </w:pPr>
+      <w:r>
+        <w:rPr>
+          <w:rFonts w:ascii="Arial" w:cs="Arial" w:eastAsia="Arial" w:hAnsi="Arial"/>
+          <w:color w:val="2A2520"/>
+          <w:sz w:val="22"/>
+          <w:szCs w:val="22"/>
+        </w:rPr>
+        <w:t xml:space="preserve">Account fake con il proprio volto su social o piattaforme adult</w:t>
+      </w:r>
+    </w:p>
+    <w:p>
+      <w:pPr>
+        <w:pStyle w:val="ListParagraph"/>
+        <w:numPr>
+          <w:ilvl w:val="0"/>
+          <w:numId w:val="2"/>
+        </w:numPr>
+        <w:spacing w:after="80" w:line="280"/>
+      </w:pPr>
+      <w:r>
+        <w:rPr>
+          <w:rFonts w:ascii="Arial" w:cs="Arial" w:eastAsia="Arial" w:hAnsi="Arial"/>
+          <w:color w:val="2A2520"/>
+          <w:sz w:val="22"/>
+          <w:szCs w:val="22"/>
+        </w:rPr>
+        <w:t xml:space="preserve">E-mail compromettenti — false — inviate a colleghi, datore di lavoro, clienti</w:t>
+      </w:r>
+    </w:p>
+    <w:p>
+      <w:pPr>
+        <w:pStyle w:val="ListParagraph"/>
+        <w:numPr>
+          <w:ilvl w:val="0"/>
+          <w:numId w:val="2"/>
+        </w:numPr>
+        <w:spacing w:after="80" w:line="280"/>
+      </w:pPr>
+      <w:r>
+        <w:rPr>
+          <w:rFonts w:ascii="Arial" w:cs="Arial" w:eastAsia="Arial" w:hAnsi="Arial"/>
+          <w:color w:val="2A2520"/>
+          <w:sz w:val="22"/>
+          <w:szCs w:val="22"/>
+        </w:rPr>
+        <w:t xml:space="preserve">Citazioni in giudizio o segnalazioni disciplinari basate su screenshot fabbricati</w:t>
+      </w:r>
+    </w:p>
+    <w:p>
+      <w:pPr>
+        <w:spacing w:after="40" w:before="100"/>
+      </w:pPr>
+      <w:r>
+        <w:rPr>
+          <w:rFonts w:ascii="Arial" w:cs="Arial" w:eastAsia="Arial" w:hAnsi="Arial"/>
+          <w:b/>
+          <w:bCs/>
+          <w:color w:val="B89668"/>
+          <w:spacing w:val="30"/>
+          <w:sz w:val="18"/>
+          <w:szCs w:val="18"/>
+        </w:rPr>
+        <w:t xml:space="preserve">DOMANDE DI TRIAGE AL TAVOLO</w:t>
+      </w:r>
+    </w:p>
+    <w:p>
+      <w:pPr>
+        <w:pBdr>
+          <w:left w:val="single" w:color="B89668" w:sz="10" w:space="12"/>
+        </w:pBdr>
+        <w:spacing w:after="60" w:before="0" w:line="280"/>
+        <w:ind w:left="360"/>
+      </w:pPr>
+      <w:r>
+        <w:rPr>
+          <w:rFonts w:ascii="Arial" w:cs="Arial" w:eastAsia="Arial" w:hAnsi="Arial"/>
+          <w:i/>
+          <w:iCs/>
+          <w:color w:val="2A2520"/>
+          <w:sz w:val="20"/>
+          <w:szCs w:val="20"/>
+        </w:rPr>
+        <w:t xml:space="preserve">«Negli ultimi mesi ha avuto problemi di blocco dei Suoi account social, recensioni negative al lavoro, comunicazioni anomale arrivate a colleghi o clienti?»</w:t>
+      </w:r>
+    </w:p>
+    <w:p>
+      <w:pPr>
+        <w:pBdr>
+          <w:left w:val="single" w:color="B89668" w:sz="10" w:space="12"/>
+        </w:pBdr>
+        <w:spacing w:after="60" w:before="0" w:line="280"/>
+        <w:ind w:left="360"/>
+      </w:pPr>
+      <w:r>
+        <w:rPr>
+          <w:rFonts w:ascii="Arial" w:cs="Arial" w:eastAsia="Arial" w:hAnsi="Arial"/>
+          <w:i/>
+          <w:iCs/>
+          <w:color w:val="2A2520"/>
+          <w:sz w:val="20"/>
+          <w:szCs w:val="20"/>
+        </w:rPr>
+        <w:t xml:space="preserve">«Ha mai ricevuto messaggi che la avvertivano di aver visto contenuti Suoi che Lei non aveva pubblicato?»</w:t>
       </w:r>
     </w:p>
     <w:p>
@@ -9043,6 +10606,23 @@
     </w:p>
     <w:p>
       <w:pPr>
+        <w:spacing w:after="40" w:before="80"/>
+      </w:pPr>
+      <w:r>
+        <w:rPr>
+          <w:rFonts w:ascii="Arial" w:cs="Arial" w:eastAsia="Arial" w:hAnsi="Arial"/>
+          <w:b/>
+          <w:bCs/>
+          <w:color w:val="6B5D50"/>
+          <w:spacing w:val="20"/>
+          <w:sz w:val="19"/>
+          <w:szCs w:val="19"/>
+        </w:rPr>
+        <w:t xml:space="preserve">Rete generale antiviolenza</w:t>
+      </w:r>
+    </w:p>
+    <w:p>
+      <w:pPr>
         <w:pStyle w:val="ListParagraph"/>
         <w:numPr>
           <w:ilvl w:val="0"/>
@@ -9134,6 +10714,118 @@
           <w:szCs w:val="22"/>
         </w:rPr>
         <w:t xml:space="preserve">Patrocinio a spese dello Stato senza limiti di reddito per le vittime: art. 76 D.P.R. 115/2002 come modificato dalla L. 69/2019 (Codice Rosso)</w:t>
+      </w:r>
+    </w:p>
+    <w:p>
+      <w:pPr>
+        <w:spacing w:after="40" w:before="80"/>
+      </w:pPr>
+      <w:r>
+        <w:rPr>
+          <w:rFonts w:ascii="Arial" w:cs="Arial" w:eastAsia="Arial" w:hAnsi="Arial"/>
+          <w:b/>
+          <w:bCs/>
+          <w:color w:val="6B5D50"/>
+          <w:spacing w:val="20"/>
+          <w:sz w:val="19"/>
+          <w:szCs w:val="19"/>
+        </w:rPr>
+        <w:t xml:space="preserve">Risorse specifiche per il rischio digitale</w:t>
+      </w:r>
+    </w:p>
+    <w:p>
+      <w:pPr>
+        <w:pStyle w:val="ListParagraph"/>
+        <w:numPr>
+          <w:ilvl w:val="0"/>
+          <w:numId w:val="2"/>
+        </w:numPr>
+        <w:spacing w:after="80" w:line="280"/>
+      </w:pPr>
+      <w:r>
+        <w:rPr>
+          <w:rFonts w:ascii="Arial" w:cs="Arial" w:eastAsia="Arial" w:hAnsi="Arial"/>
+          <w:color w:val="2A2520"/>
+          <w:sz w:val="22"/>
+          <w:szCs w:val="22"/>
+        </w:rPr>
+        <w:t xml:space="preserve">Polizia Postale e delle Comunicazioni — denuncia online via commissariatodips.it; competenza su stalkerware, deepfake, account hijacking, SIM swap</w:t>
+      </w:r>
+    </w:p>
+    <w:p>
+      <w:pPr>
+        <w:pStyle w:val="ListParagraph"/>
+        <w:numPr>
+          <w:ilvl w:val="0"/>
+          <w:numId w:val="2"/>
+        </w:numPr>
+        <w:spacing w:after="80" w:line="280"/>
+      </w:pPr>
+      <w:r>
+        <w:rPr>
+          <w:rFonts w:ascii="Arial" w:cs="Arial" w:eastAsia="Arial" w:hAnsi="Arial"/>
+          <w:color w:val="2A2520"/>
+          <w:sz w:val="22"/>
+          <w:szCs w:val="22"/>
+        </w:rPr>
+        <w:t xml:space="preserve">StopNCII.org — servizio gratuito gestito dalla Revenge Porn Helpline, in cooperazione con Meta e altre piattaforme: blocco preventivo della diffusione di immagini intime caricando un hash della foto (non la foto) sui database delle piattaforme partner</w:t>
+      </w:r>
+    </w:p>
+    <w:p>
+      <w:pPr>
+        <w:pStyle w:val="ListParagraph"/>
+        <w:numPr>
+          <w:ilvl w:val="0"/>
+          <w:numId w:val="2"/>
+        </w:numPr>
+        <w:spacing w:after="80" w:line="280"/>
+      </w:pPr>
+      <w:r>
+        <w:rPr>
+          <w:rFonts w:ascii="Arial" w:cs="Arial" w:eastAsia="Arial" w:hAnsi="Arial"/>
+          <w:color w:val="2A2520"/>
+          <w:sz w:val="22"/>
+          <w:szCs w:val="22"/>
+        </w:rPr>
+        <w:t xml:space="preserve">Garante per la Protezione dei Dati Personali — segnalazioni di diffusione non autorizzata di immagini, deepfake, profili falsificati; nuove facoltà di blocco di piattaforme generative dannose annunciate il 6 maggio 2026</w:t>
+      </w:r>
+    </w:p>
+    <w:p>
+      <w:pPr>
+        <w:pStyle w:val="ListParagraph"/>
+        <w:numPr>
+          <w:ilvl w:val="0"/>
+          <w:numId w:val="2"/>
+        </w:numPr>
+        <w:spacing w:after="80" w:line="280"/>
+      </w:pPr>
+      <w:r>
+        <w:rPr>
+          <w:rFonts w:ascii="Arial" w:cs="Arial" w:eastAsia="Arial" w:hAnsi="Arial"/>
+          <w:color w:val="2A2520"/>
+          <w:sz w:val="22"/>
+          <w:szCs w:val="22"/>
+        </w:rPr>
+        <w:t xml:space="preserve">AGCOM — segnalazione di contenuti illeciti su piattaforme di condivisione video</w:t>
+      </w:r>
+    </w:p>
+    <w:p>
+      <w:pPr>
+        <w:pStyle w:val="ListParagraph"/>
+        <w:numPr>
+          <w:ilvl w:val="0"/>
+          <w:numId w:val="2"/>
+        </w:numPr>
+        <w:spacing w:after="80" w:line="280"/>
+      </w:pPr>
+      <w:r>
+        <w:rPr>
+          <w:rFonts w:ascii="Arial" w:cs="Arial" w:eastAsia="Arial" w:hAnsi="Arial"/>
+          <w:color w:val="2A2520"/>
+          <w:sz w:val="22"/>
+          <w:szCs w:val="22"/>
+        </w:rPr>
+        <w:t xml:space="preserve">Coalition Against Stalkerware (stopstalkerware.org) — risorse multilingue di rilevazione e protezione, in italiano</w:t>
       </w:r>
     </w:p>
     <w:p>
